--- a/Formatos SECAD/2.5 CERTIFICACION DE EXENCION DE IVA - Z1.docx
+++ b/Formatos SECAD/2.5 CERTIFICACION DE EXENCION DE IVA - Z1.docx
@@ -988,7 +988,7 @@
                 <w:szCs w:val="19"/>
                 <w:lang w:eastAsia="es-CO"/>
               </w:rPr>
-              <w:t>52.090.060.175,00</w:t>
+              <w:t>54.505.653.937</w:t>
             </w:r>
           </w:p>
         </w:tc>
@@ -1042,6 +1042,7 @@
               <w:bottom w:val="single" w:sz="4" w:space="0" w:color="auto"/>
               <w:right w:val="single" w:sz="4" w:space="0" w:color="auto"/>
             </w:tcBorders>
+            <w:vAlign w:val="center"/>
           </w:tcPr>
           <w:p>
             <w:pPr>
@@ -1062,7 +1063,7 @@
                 <w:szCs w:val="19"/>
                 <w:lang w:eastAsia="es-CO"/>
               </w:rPr>
-              <w:t>52.090.060.175,00</w:t>
+              <w:t>54.505.653.937</w:t>
             </w:r>
           </w:p>
         </w:tc>
@@ -1128,6 +1129,7 @@
               <w:bottom w:val="single" w:sz="4" w:space="0" w:color="auto"/>
               <w:right w:val="single" w:sz="4" w:space="0" w:color="auto"/>
             </w:tcBorders>
+            <w:vAlign w:val="center"/>
           </w:tcPr>
           <w:p>
             <w:pPr>
@@ -1148,7 +1150,7 @@
                 <w:szCs w:val="19"/>
                 <w:lang w:eastAsia="es-CO"/>
               </w:rPr>
-              <w:t>52.090.060.175,00</w:t>
+              <w:t>54.505.653.937</w:t>
             </w:r>
           </w:p>
         </w:tc>
@@ -1593,31 +1595,7 @@
                 <w:sz w:val="14"/>
                 <w:szCs w:val="14"/>
               </w:rPr>
-              <w:t xml:space="preserve"> </w:t>
-            </w:r>
-            <w:proofErr w:type="spellStart"/>
-            <w:r>
-              <w:rPr>
-                <w:rFonts w:ascii="Arial" w:hAnsi="Arial" w:cs="Arial"/>
-                <w:b/>
-                <w:bCs/>
-                <w:color w:val="000000" w:themeColor="text1"/>
-                <w:sz w:val="14"/>
-                <w:szCs w:val="14"/>
-              </w:rPr>
-              <w:t>Estic</w:t>
-            </w:r>
-            <w:proofErr w:type="spellEnd"/>
-            <w:r>
-              <w:rPr>
-                <w:rFonts w:ascii="Arial" w:hAnsi="Arial" w:cs="Arial"/>
-                <w:b/>
-                <w:bCs/>
-                <w:color w:val="000000" w:themeColor="text1"/>
-                <w:sz w:val="14"/>
-                <w:szCs w:val="14"/>
-              </w:rPr>
-              <w:t xml:space="preserve"> </w:t>
+              <w:t xml:space="preserve"> Estic </w:t>
             </w:r>
             <w:proofErr w:type="spellStart"/>
             <w:r>
@@ -1939,8 +1917,10 @@
                 <w:color w:val="000000" w:themeColor="text1"/>
                 <w:sz w:val="14"/>
                 <w:szCs w:val="14"/>
+                <w:lang w:val="pt-BR"/>
               </w:rPr>
             </w:pPr>
+            <w:proofErr w:type="spellStart"/>
             <w:r>
               <w:rPr>
                 <w:rFonts w:ascii="Arial" w:hAnsi="Arial" w:cs="Arial"/>
@@ -1949,17 +1929,30 @@
                 <w:color w:val="000000" w:themeColor="text1"/>
                 <w:sz w:val="14"/>
                 <w:szCs w:val="14"/>
+                <w:lang w:val="pt-BR"/>
               </w:rPr>
               <w:t>Revisó</w:t>
             </w:r>
-            <w:r>
-              <w:rPr>
-                <w:rFonts w:ascii="Arial" w:hAnsi="Arial" w:cs="Arial"/>
-                <w:color w:val="000000" w:themeColor="text1"/>
-                <w:sz w:val="14"/>
-                <w:szCs w:val="14"/>
-              </w:rPr>
-              <w:t xml:space="preserve">: Subintendente </w:t>
+            <w:proofErr w:type="spellEnd"/>
+            <w:r>
+              <w:rPr>
+                <w:rFonts w:ascii="Arial" w:hAnsi="Arial" w:cs="Arial"/>
+                <w:color w:val="000000" w:themeColor="text1"/>
+                <w:sz w:val="14"/>
+                <w:szCs w:val="14"/>
+                <w:lang w:val="pt-BR"/>
+              </w:rPr>
+              <w:t xml:space="preserve">: </w:t>
+            </w:r>
+            <w:r>
+              <w:rPr>
+                <w:rFonts w:ascii="Arial" w:hAnsi="Arial" w:cs="Arial"/>
+                <w:color w:val="000000" w:themeColor="text1"/>
+                <w:sz w:val="14"/>
+                <w:szCs w:val="14"/>
+                <w:lang w:val="pt-BR"/>
+              </w:rPr>
+              <w:t xml:space="preserve">Intendente </w:t>
             </w:r>
             <w:r>
               <w:rPr>
@@ -1969,8 +1962,9 @@
                 <w:color w:val="000000" w:themeColor="text1"/>
                 <w:sz w:val="14"/>
                 <w:szCs w:val="14"/>
-              </w:rPr>
-              <w:t>Luis Carlos Balaguera Diaz</w:t>
+                <w:lang w:val="pt-BR"/>
+              </w:rPr>
+              <w:t>Rodrigo Alberto Rocha Torres</w:t>
             </w:r>
             <w:r>
               <w:rPr>
@@ -1980,6 +1974,7 @@
                 <w:color w:val="000000" w:themeColor="text1"/>
                 <w:sz w:val="14"/>
                 <w:szCs w:val="14"/>
+                <w:lang w:val="pt-BR"/>
               </w:rPr>
               <w:t xml:space="preserve"> </w:t>
             </w:r>
@@ -2005,26 +2000,18 @@
                 <w:color w:val="000000" w:themeColor="text1"/>
                 <w:sz w:val="14"/>
                 <w:szCs w:val="14"/>
-              </w:rPr>
-              <w:t xml:space="preserve">          </w:t>
-            </w:r>
-            <w:r>
-              <w:rPr>
-                <w:rFonts w:ascii="Arial" w:hAnsi="Arial" w:cs="Arial"/>
-                <w:color w:val="000000" w:themeColor="text1"/>
-                <w:sz w:val="14"/>
-                <w:szCs w:val="14"/>
-              </w:rPr>
-              <w:t xml:space="preserve"> </w:t>
-            </w:r>
-            <w:r>
-              <w:rPr>
-                <w:rFonts w:ascii="Arial" w:hAnsi="Arial" w:cs="Arial"/>
-                <w:color w:val="000000" w:themeColor="text1"/>
-                <w:sz w:val="14"/>
-                <w:szCs w:val="14"/>
-              </w:rPr>
-              <w:t>Asesor Jurídico (E)</w:t>
+                <w:lang w:val="pt-BR"/>
+              </w:rPr>
+              <w:t xml:space="preserve">           </w:t>
+            </w:r>
+            <w:r>
+              <w:rPr>
+                <w:rFonts w:ascii="Arial" w:hAnsi="Arial" w:cs="Arial"/>
+                <w:color w:val="000000" w:themeColor="text1"/>
+                <w:sz w:val="14"/>
+                <w:szCs w:val="14"/>
+              </w:rPr>
+              <w:t>Asesor Jurídico</w:t>
             </w:r>
           </w:p>
           <w:p>
